--- a/outputs/May-04-2026/Capstone Infrastructure Corporation-AI Enablement Intern/Sky_Quan_Resume.docx
+++ b/outputs/May-04-2026/Capstone Infrastructure Corporation-AI Enablement Intern/Sky_Quan_Resume.docx
@@ -199,11 +199,11 @@
         <w:tblLook w:val="04A0" w:firstRow="1" w:lastRow="0" w:firstColumn="1" w:lastColumn="0" w:noHBand="0" w:noVBand="1"/>
       </w:tblPr>
       <w:tblGrid>
-        <w:gridCol w:w="2021"/>
-        <w:gridCol w:w="1833"/>
-        <w:gridCol w:w="1836"/>
-        <w:gridCol w:w="1833"/>
-        <w:gridCol w:w="1837"/>
+        <w:gridCol w:w="1863"/>
+        <w:gridCol w:w="1920"/>
+        <w:gridCol w:w="1863"/>
+        <w:gridCol w:w="1858"/>
+        <w:gridCol w:w="1856"/>
       </w:tblGrid>
       <w:tr>
         <w:tc>
@@ -277,8 +277,35 @@
                 <w:sz w:val="22"/>
                 <w:szCs w:val="22"/>
               </w:rPr>
-              <w:t>Jenkins</w:t>
+              <w:t>GenAI</w:t>
             </w:r>
+          </w:p>
+        </w:tc>
+        <w:tc>
+          <w:tcPr>
+            <w:tcW w:w="1870" w:type="dxa"/>
+          </w:tcPr>
+          <w:p>
+            <w:pPr>
+              <w:pStyle w:val="ListParagraph"/>
+              <w:numPr>
+                <w:ilvl w:val="0"/>
+                <w:numId w:val="8"/>
+              </w:numPr>
+              <w:rPr>
+                <w:sz w:val="22"/>
+                <w:szCs w:val="22"/>
+              </w:rPr>
+            </w:pPr>
+            <w:proofErr w:type="spellStart"/>
+            <w:r>
+              <w:rPr>
+                <w:sz w:val="22"/>
+                <w:szCs w:val="22"/>
+              </w:rPr>
+              <w:t>Groq</w:t>
+            </w:r>
+            <w:proofErr w:type="spellEnd"/>
           </w:p>
         </w:tc>
         <w:tc>
@@ -302,32 +329,7 @@
                 <w:sz w:val="22"/>
                 <w:szCs w:val="22"/>
               </w:rPr>
-              <w:t>GitHub</w:t>
-            </w:r>
-          </w:p>
-        </w:tc>
-        <w:tc>
-          <w:tcPr>
-            <w:tcW w:w="1870" w:type="dxa"/>
-          </w:tcPr>
-          <w:p>
-            <w:pPr>
-              <w:pStyle w:val="ListParagraph"/>
-              <w:numPr>
-                <w:ilvl w:val="0"/>
-                <w:numId w:val="8"/>
-              </w:numPr>
-              <w:rPr>
-                <w:sz w:val="22"/>
-                <w:szCs w:val="22"/>
-              </w:rPr>
-            </w:pPr>
-            <w:r>
-              <w:rPr>
-                <w:sz w:val="22"/>
-                <w:szCs w:val="22"/>
-              </w:rPr>
-              <w:t>Ansible</w:t>
+              <w:t>API</w:t>
             </w:r>
           </w:p>
         </w:tc>
@@ -357,7 +359,32 @@
                 <w:sz w:val="22"/>
                 <w:szCs w:val="22"/>
               </w:rPr>
-              <w:t>SonarQube</w:t>
+              <w:t>SQK</w:t>
+            </w:r>
+          </w:p>
+        </w:tc>
+        <w:tc>
+          <w:tcPr>
+            <w:tcW w:w="1870" w:type="dxa"/>
+          </w:tcPr>
+          <w:p>
+            <w:pPr>
+              <w:pStyle w:val="ListParagraph"/>
+              <w:numPr>
+                <w:ilvl w:val="0"/>
+                <w:numId w:val="8"/>
+              </w:numPr>
+              <w:rPr>
+                <w:sz w:val="22"/>
+                <w:szCs w:val="22"/>
+              </w:rPr>
+            </w:pPr>
+            <w:r>
+              <w:rPr>
+                <w:sz w:val="22"/>
+                <w:szCs w:val="22"/>
+              </w:rPr>
+              <w:t>Snowflake</w:t>
             </w:r>
           </w:p>
         </w:tc>
@@ -407,7 +434,7 @@
                 <w:sz w:val="22"/>
                 <w:szCs w:val="22"/>
               </w:rPr>
-              <w:t>Azure</w:t>
+              <w:t>Linux</w:t>
             </w:r>
           </w:p>
         </w:tc>
@@ -432,32 +459,7 @@
                 <w:sz w:val="22"/>
                 <w:szCs w:val="22"/>
               </w:rPr>
-              <w:t>Bash</w:t>
-            </w:r>
-          </w:p>
-        </w:tc>
-        <w:tc>
-          <w:tcPr>
-            <w:tcW w:w="1870" w:type="dxa"/>
-          </w:tcPr>
-          <w:p>
-            <w:pPr>
-              <w:pStyle w:val="ListParagraph"/>
-              <w:numPr>
-                <w:ilvl w:val="0"/>
-                <w:numId w:val="8"/>
-              </w:numPr>
-              <w:rPr>
-                <w:sz w:val="22"/>
-                <w:szCs w:val="22"/>
-              </w:rPr>
-            </w:pPr>
-            <w:r>
-              <w:rPr>
-                <w:sz w:val="22"/>
-                <w:szCs w:val="22"/>
-              </w:rPr>
-              <w:t>CICD</w:t>
+              <w:t>LLM</w:t>
             </w:r>
           </w:p>
         </w:tc>
@@ -605,44 +607,13 @@
           <w:szCs w:val="22"/>
         </w:rPr>
       </w:pPr>
-      <w:r>
-        <w:rPr>
-          <w:sz w:val="22"/>
-          <w:szCs w:val="22"/>
-        </w:rPr>
-        <w:t xml:space="preserve">Co-led a </w:t>
-      </w:r>
-      <w:r>
-        <w:rPr>
-          <w:b/>
-          <w:bCs/>
-          <w:sz w:val="22"/>
-          <w:szCs w:val="22"/>
-        </w:rPr>
-        <w:t>POC</w:t>
-      </w:r>
-      <w:r>
-        <w:rPr>
-          <w:sz w:val="22"/>
-          <w:szCs w:val="22"/>
-        </w:rPr>
-        <w:t xml:space="preserve"> for migrating </w:t>
-      </w:r>
-      <w:r>
-        <w:rPr>
-          <w:b/>
-          <w:bCs/>
-          <w:sz w:val="22"/>
-          <w:szCs w:val="22"/>
-        </w:rPr>
-        <w:t xml:space="preserve">CI/CD </w:t>
-      </w:r>
-      <w:r>
-        <w:rPr>
-          <w:sz w:val="22"/>
-          <w:szCs w:val="22"/>
-        </w:rPr>
-        <w:t xml:space="preserve">workflows from </w:t>
+      <w:bookmarkStart w:id="0" w:name="_Hlk219332886"/>
+      <w:r>
+        <w:rPr>
+          <w:sz w:val="22"/>
+          <w:szCs w:val="22"/>
+        </w:rPr>
+        <w:t xml:space="preserve">Increased logging visibility within </w:t>
       </w:r>
       <w:r>
         <w:rPr>
@@ -658,16 +629,64 @@
           <w:sz w:val="22"/>
           <w:szCs w:val="22"/>
         </w:rPr>
-        <w:t xml:space="preserve"> to </w:t>
-      </w:r>
-      <w:r>
-        <w:rPr>
-          <w:b/>
-          <w:bCs/>
-          <w:sz w:val="22"/>
-          <w:szCs w:val="22"/>
-        </w:rPr>
-        <w:t>GitHub</w:t>
+        <w:t xml:space="preserve"> for </w:t>
+      </w:r>
+      <w:r>
+        <w:rPr>
+          <w:b/>
+          <w:bCs/>
+          <w:sz w:val="22"/>
+          <w:szCs w:val="22"/>
+        </w:rPr>
+        <w:t>Flyway</w:t>
+      </w:r>
+      <w:r>
+        <w:rPr>
+          <w:sz w:val="22"/>
+          <w:szCs w:val="22"/>
+        </w:rPr>
+        <w:t xml:space="preserve"> database migrations across </w:t>
+      </w:r>
+      <w:r>
+        <w:rPr>
+          <w:b/>
+          <w:bCs/>
+          <w:sz w:val="22"/>
+          <w:szCs w:val="22"/>
+        </w:rPr>
+        <w:t xml:space="preserve">SQL, </w:t>
+      </w:r>
+      <w:r>
+        <w:rPr>
+          <w:b/>
+          <w:bCs/>
+          <w:sz w:val="22"/>
+          <w:szCs w:val="22"/>
+        </w:rPr>
+        <w:t>Snowflake</w:t>
+      </w:r>
+      <w:r>
+        <w:rPr>
+          <w:sz w:val="22"/>
+          <w:szCs w:val="22"/>
+        </w:rPr>
+        <w:t xml:space="preserve">, </w:t>
+      </w:r>
+      <w:r>
+        <w:rPr>
+          <w:b/>
+          <w:bCs/>
+          <w:sz w:val="22"/>
+          <w:szCs w:val="22"/>
+        </w:rPr>
+        <w:t>MSSQL</w:t>
+      </w:r>
+      <w:r>
+        <w:rPr>
+          <w:sz w:val="22"/>
+          <w:szCs w:val="22"/>
+        </w:rPr>
+        <w:t>,</w:t>
       </w:r>
       <w:r>
         <w:rPr>
@@ -683,16 +702,7 @@
           <w:sz w:val="22"/>
           <w:szCs w:val="22"/>
         </w:rPr>
-        <w:t>Actions</w:t>
-      </w:r>
-      <w:r>
-        <w:rPr>
-          <w:b/>
-          <w:bCs/>
-          <w:sz w:val="22"/>
-          <w:szCs w:val="22"/>
-        </w:rPr>
-        <w:t>.</w:t>
+        <w:t>Azure,</w:t>
       </w:r>
       <w:r>
         <w:rPr>
@@ -706,83 +716,26 @@
           <w:sz w:val="22"/>
           <w:szCs w:val="22"/>
         </w:rPr>
-        <w:t xml:space="preserve">Evaluated capabilities and limitation of </w:t>
-      </w:r>
-      <w:r>
-        <w:rPr>
-          <w:b/>
-          <w:bCs/>
-          <w:sz w:val="22"/>
-          <w:szCs w:val="22"/>
-        </w:rPr>
-        <w:t>actions</w:t>
-      </w:r>
-      <w:r>
-        <w:rPr>
-          <w:sz w:val="22"/>
-          <w:szCs w:val="22"/>
-        </w:rPr>
-        <w:t xml:space="preserve"> compared to </w:t>
-      </w:r>
-      <w:r>
-        <w:rPr>
-          <w:b/>
-          <w:bCs/>
-          <w:sz w:val="22"/>
-          <w:szCs w:val="22"/>
-        </w:rPr>
-        <w:t>Jenkins</w:t>
-      </w:r>
-      <w:r>
-        <w:rPr>
-          <w:sz w:val="22"/>
-          <w:szCs w:val="22"/>
-        </w:rPr>
-        <w:t>, presenting</w:t>
-      </w:r>
-      <w:r>
-        <w:rPr>
-          <w:sz w:val="22"/>
-          <w:szCs w:val="22"/>
-        </w:rPr>
-        <w:t xml:space="preserve"> those</w:t>
-      </w:r>
-      <w:r>
-        <w:rPr>
-          <w:sz w:val="22"/>
-          <w:szCs w:val="22"/>
-        </w:rPr>
-        <w:t xml:space="preserve"> findings and best practices </w:t>
-      </w:r>
-      <w:r>
-        <w:rPr>
-          <w:sz w:val="22"/>
-          <w:szCs w:val="22"/>
-        </w:rPr>
-        <w:t xml:space="preserve">to senior leadership, </w:t>
-      </w:r>
-      <w:r>
-        <w:rPr>
-          <w:sz w:val="22"/>
-          <w:szCs w:val="22"/>
-        </w:rPr>
-        <w:t>influenc</w:t>
-      </w:r>
-      <w:r>
-        <w:rPr>
-          <w:sz w:val="22"/>
-          <w:szCs w:val="22"/>
-        </w:rPr>
-        <w:t>ing the</w:t>
-      </w:r>
-      <w:r>
-        <w:rPr>
-          <w:sz w:val="22"/>
-          <w:szCs w:val="22"/>
-        </w:rPr>
-        <w:t xml:space="preserve"> adoption across multiple teams.</w:t>
+        <w:t xml:space="preserve">and </w:t>
+      </w:r>
+      <w:r>
+        <w:rPr>
+          <w:b/>
+          <w:bCs/>
+          <w:sz w:val="22"/>
+          <w:szCs w:val="22"/>
+        </w:rPr>
+        <w:t>Oracle</w:t>
+      </w:r>
+      <w:r>
+        <w:rPr>
+          <w:sz w:val="22"/>
+          <w:szCs w:val="22"/>
+        </w:rPr>
+        <w:t>, improving troubleshooting and monitoring.</w:t>
       </w:r>
     </w:p>
+    <w:bookmarkEnd w:id="0"/>
     <w:p>
       <w:pPr>
         <w:numPr>
@@ -896,6 +849,85 @@
         </w:rPr>
         <w:t xml:space="preserve"> base image, reducing maintenance complexity and improving efficiency.</w:t>
       </w:r>
+    </w:p>
+    <w:p>
+      <w:pPr>
+        <w:numPr>
+          <w:ilvl w:val="0"/>
+          <w:numId w:val="2"/>
+        </w:numPr>
+        <w:spacing w:line="240" w:lineRule="auto"/>
+        <w:rPr>
+          <w:sz w:val="22"/>
+          <w:szCs w:val="22"/>
+        </w:rPr>
+      </w:pPr>
+      <w:bookmarkStart w:id="1" w:name="_Hlk219372943"/>
+      <w:r>
+        <w:rPr>
+          <w:sz w:val="22"/>
+          <w:szCs w:val="22"/>
+        </w:rPr>
+        <w:t xml:space="preserve">Developed a </w:t>
+      </w:r>
+      <w:r>
+        <w:rPr>
+          <w:b/>
+          <w:bCs/>
+          <w:sz w:val="22"/>
+          <w:szCs w:val="22"/>
+        </w:rPr>
+        <w:t>Jenkins</w:t>
+      </w:r>
+      <w:r>
+        <w:rPr>
+          <w:sz w:val="22"/>
+          <w:szCs w:val="22"/>
+        </w:rPr>
+        <w:t xml:space="preserve"> pipeline and </w:t>
+      </w:r>
+      <w:r>
+        <w:rPr>
+          <w:b/>
+          <w:bCs/>
+          <w:sz w:val="22"/>
+          <w:szCs w:val="22"/>
+        </w:rPr>
+        <w:t>Python</w:t>
+      </w:r>
+      <w:r>
+        <w:rPr>
+          <w:sz w:val="22"/>
+          <w:szCs w:val="22"/>
+        </w:rPr>
+        <w:t xml:space="preserve"> script to automate internal webpage updates via a </w:t>
+      </w:r>
+      <w:r>
+        <w:rPr>
+          <w:b/>
+          <w:bCs/>
+          <w:sz w:val="22"/>
+          <w:szCs w:val="22"/>
+        </w:rPr>
+        <w:t xml:space="preserve">RESTful </w:t>
+      </w:r>
+      <w:r>
+        <w:rPr>
+          <w:b/>
+          <w:bCs/>
+          <w:sz w:val="22"/>
+          <w:szCs w:val="22"/>
+        </w:rPr>
+        <w:t>API POST request</w:t>
+      </w:r>
+      <w:r>
+        <w:rPr>
+          <w:sz w:val="22"/>
+          <w:szCs w:val="22"/>
+        </w:rPr>
+        <w:t>, streamlining manual change processes.</w:t>
+      </w:r>
+      <w:bookmarkEnd w:id="1"/>
     </w:p>
     <w:p>
       <w:pPr>
@@ -1431,16 +1463,7 @@
           <w:sz w:val="22"/>
           <w:szCs w:val="22"/>
         </w:rPr>
-        <w:t>Bash</w:t>
-      </w:r>
-      <w:r>
-        <w:rPr>
-          <w:i/>
-          <w:iCs/>
-          <w:sz w:val="22"/>
-          <w:szCs w:val="22"/>
-        </w:rPr>
-        <w:tab/>
+        <w:t>Bash, Excel</w:t>
       </w:r>
       <w:r>
         <w:rPr>
@@ -1503,7 +1526,7 @@
         <w:pStyle w:val="ListParagraph"/>
         <w:numPr>
           <w:ilvl w:val="0"/>
-          <w:numId w:val="11"/>
+          <w:numId w:val="3"/>
         </w:numPr>
         <w:spacing w:line="240" w:lineRule="auto"/>
         <w:ind w:left="714" w:hanging="357"/>
@@ -1582,7 +1605,7 @@
         <w:pStyle w:val="ListParagraph"/>
         <w:numPr>
           <w:ilvl w:val="0"/>
-          <w:numId w:val="11"/>
+          <w:numId w:val="3"/>
         </w:numPr>
         <w:spacing w:line="240" w:lineRule="auto"/>
         <w:ind w:left="714" w:hanging="357"/>
@@ -1664,6 +1687,11 @@
         </w:rPr>
         <w:t>.</w:t>
       </w:r>
+    </w:p>
+    <w:p>
+      <w:pPr>
+        <w:spacing w:line="240" w:lineRule="auto"/>
+      </w:pPr>
     </w:p>
     <w:sectPr>
       <w:pgSz w:w="12240" w:h="15840"/>
